--- a/data/exports/work-power-and-energy_revision_notes.docx
+++ b/data/exports/work-power-and-energy_revision_notes.docx
@@ -189,7 +189,7 @@
                 <w:color w:val="2D3748"/>
                 <w:sz w:val="19"/>
               </w:rPr>
-              <w:t>Work Power And Energy - Core Application</w:t>
+              <w:t>Work-Energy Theorem &amp; Conservative Forces</w:t>
             </w:r>
           </w:p>
         </w:tc>
@@ -209,7 +209,7 @@
               <w:rPr>
                 <w:sz w:val="19"/>
               </w:rPr>
-              <w:t>153 PYQs</w:t>
+              <w:t>127 PYQs</w:t>
             </w:r>
           </w:p>
         </w:tc>
@@ -230,7 +230,94 @@
                 <w:color w:val="718096"/>
                 <w:sz w:val="19"/>
               </w:rPr>
-              <w:t>General Concept</w:t>
+              <w:t>Work &amp; Energy</w:t>
+            </w:r>
+          </w:p>
+        </w:tc>
+      </w:tr>
+      <w:tr>
+        <w:tc>
+          <w:tcPr>
+            <w:tcW w:type="dxa" w:w="2160"/>
+            <w:shd w:fill="FFFFFF"/>
+            <w:tcMar>
+              <w:top w:w="80" w:type="dxa"/>
+              <w:bottom w:w="80" w:type="dxa"/>
+              <w:left w:w="150" w:type="dxa"/>
+              <w:right w:w="150" w:type="dxa"/>
+            </w:tcMar>
+          </w:tcPr>
+          <w:p>
+            <w:r>
+              <w:rPr>
+                <w:b/>
+                <w:color w:val="C53030"/>
+                <w:sz w:val="19"/>
+              </w:rPr>
+              <w:t>Very High</w:t>
+            </w:r>
+          </w:p>
+        </w:tc>
+        <w:tc>
+          <w:tcPr>
+            <w:tcW w:type="dxa" w:w="4320"/>
+            <w:shd w:fill="FFFFFF"/>
+            <w:tcMar>
+              <w:top w:w="80" w:type="dxa"/>
+              <w:bottom w:w="80" w:type="dxa"/>
+              <w:left w:w="150" w:type="dxa"/>
+              <w:right w:w="150" w:type="dxa"/>
+            </w:tcMar>
+          </w:tcPr>
+          <w:p>
+            <w:r>
+              <w:rPr>
+                <w:b/>
+                <w:color w:val="2D3748"/>
+                <w:sz w:val="19"/>
+              </w:rPr>
+              <w:t>Power &amp; Collisions (Elastic &amp; Inelastic)</w:t>
+            </w:r>
+          </w:p>
+        </w:tc>
+        <w:tc>
+          <w:tcPr>
+            <w:tcW w:type="dxa" w:w="1728"/>
+            <w:shd w:fill="FFFFFF"/>
+            <w:tcMar>
+              <w:top w:w="80" w:type="dxa"/>
+              <w:bottom w:w="80" w:type="dxa"/>
+              <w:left w:w="150" w:type="dxa"/>
+              <w:right w:w="150" w:type="dxa"/>
+            </w:tcMar>
+          </w:tcPr>
+          <w:p>
+            <w:r>
+              <w:rPr>
+                <w:sz w:val="19"/>
+              </w:rPr>
+              <w:t>35 PYQs</w:t>
+            </w:r>
+          </w:p>
+        </w:tc>
+        <w:tc>
+          <w:tcPr>
+            <w:tcW w:type="dxa" w:w="1872"/>
+            <w:shd w:fill="FFFFFF"/>
+            <w:tcMar>
+              <w:top w:w="80" w:type="dxa"/>
+              <w:bottom w:w="80" w:type="dxa"/>
+              <w:left w:w="150" w:type="dxa"/>
+              <w:right w:w="150" w:type="dxa"/>
+            </w:tcMar>
+          </w:tcPr>
+          <w:p>
+            <w:r>
+              <w:rPr>
+                <w:color w:val="718096"/>
+                <w:sz w:val="19"/>
+              </w:rPr>
+              <w:t>Collisions &amp; Power</w:t>
             </w:r>
           </w:p>
         </w:tc>
@@ -311,6 +398,98 @@
           </w:p>
         </w:tc>
       </w:tr>
+      <w:tr>
+        <w:tc>
+          <w:tcPr>
+            <w:tcW w:type="dxa" w:w="3600"/>
+            <w:shd w:fill="F7FAFC"/>
+            <w:tcMar>
+              <w:top w:w="100" w:type="dxa"/>
+              <w:bottom w:w="100" w:type="dxa"/>
+              <w:left w:w="150" w:type="dxa"/>
+              <w:right w:w="150" w:type="dxa"/>
+            </w:tcMar>
+          </w:tcPr>
+          <w:p>
+            <w:r>
+              <w:rPr>
+                <w:b/>
+                <w:color w:val="1A365D"/>
+                <w:sz w:val="19"/>
+              </w:rPr>
+              <w:t>Work-Energy Theorem &amp; Conservative Forces</w:t>
+            </w:r>
+          </w:p>
+        </w:tc>
+        <w:tc>
+          <w:tcPr>
+            <w:tcW w:type="dxa" w:w="6480"/>
+            <w:shd w:fill="F7FAFC"/>
+            <w:tcMar>
+              <w:top w:w="100" w:type="dxa"/>
+              <w:bottom w:w="100" w:type="dxa"/>
+              <w:left w:w="150" w:type="dxa"/>
+              <w:right w:w="150" w:type="dxa"/>
+            </w:tcMar>
+          </w:tcPr>
+          <w:p>
+            <w:r>
+              <w:rPr>
+                <w:rFonts w:ascii="Cambria Math" w:hAnsi="Cambria Math"/>
+                <w:color w:val="2D3748"/>
+                <w:sz w:val="19"/>
+              </w:rPr>
+              <w:t>W_{\text{net}} = \Delta K, \quad W_{\text{ext}} = \Delta K + \Delta U, \quad F = -\frac{dU}{dx}, \quad U_{\text{spring}} = \frac{1}{2}kx^2</w:t>
+            </w:r>
+          </w:p>
+        </w:tc>
+      </w:tr>
+      <w:tr>
+        <w:tc>
+          <w:tcPr>
+            <w:tcW w:type="dxa" w:w="3600"/>
+            <w:shd w:fill="FFFFFF"/>
+            <w:tcMar>
+              <w:top w:w="100" w:type="dxa"/>
+              <w:bottom w:w="100" w:type="dxa"/>
+              <w:left w:w="150" w:type="dxa"/>
+              <w:right w:w="150" w:type="dxa"/>
+            </w:tcMar>
+          </w:tcPr>
+          <w:p>
+            <w:r>
+              <w:rPr>
+                <w:b/>
+                <w:color w:val="1A365D"/>
+                <w:sz w:val="19"/>
+              </w:rPr>
+              <w:t>Power &amp; Collisions (Elastic &amp; Inelastic)</w:t>
+            </w:r>
+          </w:p>
+        </w:tc>
+        <w:tc>
+          <w:tcPr>
+            <w:tcW w:type="dxa" w:w="6480"/>
+            <w:shd w:fill="FFFFFF"/>
+            <w:tcMar>
+              <w:top w:w="100" w:type="dxa"/>
+              <w:bottom w:w="100" w:type="dxa"/>
+              <w:left w:w="150" w:type="dxa"/>
+              <w:right w:w="150" w:type="dxa"/>
+            </w:tcMar>
+          </w:tcPr>
+          <w:p>
+            <w:r>
+              <w:rPr>
+                <w:rFonts w:ascii="Cambria Math" w:hAnsi="Cambria Math"/>
+                <w:color w:val="2D3748"/>
+                <w:sz w:val="19"/>
+              </w:rPr>
+              <w:t>P = \vec{F} \cdot \vec{v} = \frac{dW}{dt}, \quad e = \frac{v_2 - v_1}{u_1 - u_2}, \quad \Delta K_{\text{loss}} = \frac{m_1 m_2}{2(m_1 + m_2)}(1 - e^2)(u_1 - u_2)^2</w:t>
+            </w:r>
+          </w:p>
+        </w:tc>
+      </w:tr>
     </w:tbl>
     <w:p>
       <w:pPr>
@@ -338,7 +517,7 @@
           <w:color w:val="2B6CB0"/>
           <w:sz w:val="24"/>
         </w:rPr>
-        <w:t>3.1 Work Power And Energy - Core Application (Very High Yield — 153 PYQs)</w:t>
+        <w:t>3.1 Work-Energy Theorem &amp; Conservative Forces (Very High Yield — 127 PYQs)</w:t>
       </w:r>
     </w:p>
     <w:p>
@@ -353,7 +532,7 @@
         <w:rPr>
           <w:sz w:val="20"/>
         </w:rPr>
-        <w:t>Key problem pattern in Work Power And Energy.</w:t>
+        <w:t>Work-energy theorem relating net work to change in kinetic energy, and potential energy gradients for conservative forces.</w:t>
       </w:r>
     </w:p>
     <w:tbl>
@@ -391,7 +570,7 @@
                 <w:color w:val="2D3748"/>
                 <w:sz w:val="19"/>
               </w:rPr>
-              <w:t>Watch for algebraic and sign errors.</w:t>
+              <w:t>Work done by static friction on a pure-rolling body is strictly ZERO because the point of contact is instantaneously at rest.</w:t>
             </w:r>
           </w:p>
         </w:tc>
@@ -432,7 +611,7 @@
                 <w:color w:val="2D3748"/>
                 <w:sz w:val="19"/>
               </w:rPr>
-              <w:t>Verify dimensions and boundary conditions.</w:t>
+              <w:t>Stable equilibrium occurs where (dU / dx) = 0 and (d^2U / dx^2) &gt; 0 (local potential minimum).</w:t>
             </w:r>
           </w:p>
         </w:tc>
@@ -530,6 +709,214 @@
           <w:sz w:val="18"/>
         </w:rPr>
         <w:t>[Ans: C]</w:t>
+      </w:r>
+    </w:p>
+    <w:p>
+      <w:pPr>
+        <w:spacing w:after="120"/>
+      </w:pPr>
+    </w:p>
+    <w:p>
+      <w:pPr>
+        <w:pStyle w:val="Heading2"/>
+      </w:pPr>
+      <w:r>
+        <w:rPr>
+          <w:color w:val="2B6CB0"/>
+          <w:sz w:val="24"/>
+        </w:rPr>
+        <w:t>3.2 Power &amp; Collisions (Elastic &amp; Inelastic) (Very High Yield — 35 PYQs)</w:t>
+      </w:r>
+    </w:p>
+    <w:p>
+      <w:r>
+        <w:rPr>
+          <w:b/>
+          <w:sz w:val="20"/>
+        </w:rPr>
+        <w:t xml:space="preserve">Core Principle: </w:t>
+      </w:r>
+      <w:r>
+        <w:rPr>
+          <w:sz w:val="20"/>
+        </w:rPr>
+        <w:t>Instantaneous power delivery, linear momentum conservation, and coefficient of restitution in 1D and 2D impacts.</w:t>
+      </w:r>
+    </w:p>
+    <w:tbl>
+      <w:tblPr>
+        <w:tblW w:type="auto" w:w="0"/>
+        <w:jc w:val="center"/>
+        <w:tblLook w:firstColumn="1" w:firstRow="1" w:lastColumn="0" w:lastRow="0" w:noHBand="0" w:noVBand="1" w:val="04A0"/>
+      </w:tblPr>
+      <w:tblGrid>
+        <w:gridCol w:w="10080"/>
+      </w:tblGrid>
+      <w:tr>
+        <w:tc>
+          <w:tcPr>
+            <w:tcW w:type="dxa" w:w="10080"/>
+            <w:shd w:fill="FFF5F5"/>
+            <w:tcMar>
+              <w:top w:w="100" w:type="dxa"/>
+              <w:bottom w:w="100" w:type="dxa"/>
+              <w:left w:w="150" w:type="dxa"/>
+              <w:right w:w="150" w:type="dxa"/>
+            </w:tcMar>
+          </w:tcPr>
+          <w:p>
+            <w:r>
+              <w:rPr>
+                <w:b/>
+                <w:color w:val="C53030"/>
+                <w:sz w:val="19"/>
+              </w:rPr>
+              <w:t xml:space="preserve">⚠️ Common Trap / JEE Pitfall: </w:t>
+            </w:r>
+            <w:r>
+              <w:rPr>
+                <w:color w:val="2D3748"/>
+                <w:sz w:val="19"/>
+              </w:rPr>
+              <w:t>In perfectly inelastic collisions (e = 0), momentum is conserved, but kinetic energy is NOT conserved.</w:t>
+            </w:r>
+          </w:p>
+        </w:tc>
+      </w:tr>
+    </w:tbl>
+    <w:tbl>
+      <w:tblPr>
+        <w:tblW w:type="auto" w:w="0"/>
+        <w:jc w:val="center"/>
+        <w:tblLook w:firstColumn="1" w:firstRow="1" w:lastColumn="0" w:lastRow="0" w:noHBand="0" w:noVBand="1" w:val="04A0"/>
+      </w:tblPr>
+      <w:tblGrid>
+        <w:gridCol w:w="10080"/>
+      </w:tblGrid>
+      <w:tr>
+        <w:tc>
+          <w:tcPr>
+            <w:tcW w:type="dxa" w:w="10080"/>
+            <w:shd w:fill="F0FFF4"/>
+            <w:tcMar>
+              <w:top w:w="100" w:type="dxa"/>
+              <w:bottom w:w="100" w:type="dxa"/>
+              <w:left w:w="150" w:type="dxa"/>
+              <w:right w:w="150" w:type="dxa"/>
+            </w:tcMar>
+          </w:tcPr>
+          <w:p>
+            <w:r>
+              <w:rPr>
+                <w:b/>
+                <w:color w:val="276749"/>
+                <w:sz w:val="19"/>
+              </w:rPr>
+              <w:t xml:space="preserve">💡 Speed Hack / Trick: </w:t>
+            </w:r>
+            <w:r>
+              <w:rPr>
+                <w:color w:val="2D3748"/>
+                <w:sz w:val="19"/>
+              </w:rPr>
+              <w:t>For two equal masses undergoing head-on elastic collision (e = 1), they completely exchange velocities.</w:t>
+            </w:r>
+          </w:p>
+        </w:tc>
+      </w:tr>
+    </w:tbl>
+    <w:p>
+      <w:pPr>
+        <w:spacing w:before="120" w:after="40"/>
+      </w:pPr>
+      <w:r>
+        <w:rPr>
+          <w:b/>
+          <w:color w:val="1A365D"/>
+          <w:sz w:val="19"/>
+        </w:rPr>
+        <w:t>Source PYQs testing this concept:</w:t>
+      </w:r>
+    </w:p>
+    <w:p>
+      <w:pPr>
+        <w:pStyle w:val="ListBullet"/>
+        <w:spacing w:after="40"/>
+      </w:pPr>
+      <w:r>
+        <w:rPr>
+          <w:b/>
+          <w:sz w:val="18"/>
+        </w:rPr>
+        <w:t xml:space="preserve">[2026 Morning Shift] Q#2 (Numerical): </w:t>
+      </w:r>
+      <w:r>
+        <w:rPr>
+          <w:sz w:val="18"/>
+        </w:rPr>
+        <w:t xml:space="preserve">"A body of mass 2 kg begins to move under the influence of time dependent force vec(F)=(2tî+6t^2ĵ)N , where î and $\..."  </w:t>
+      </w:r>
+      <w:r>
+        <w:rPr>
+          <w:b/>
+          <w:color w:val="2B6CB0"/>
+          <w:sz w:val="18"/>
+        </w:rPr>
+        <w:t>[Ans: 200]</w:t>
+      </w:r>
+    </w:p>
+    <w:p>
+      <w:pPr>
+        <w:pStyle w:val="ListBullet"/>
+        <w:spacing w:after="40"/>
+      </w:pPr>
+      <w:r>
+        <w:rPr>
+          <w:b/>
+          <w:sz w:val="18"/>
+        </w:rPr>
+        <w:t xml:space="preserve">[2025 Morning Shift] Q#1 (MCQ): </w:t>
+      </w:r>
+      <w:r>
+        <w:rPr>
+          <w:sz w:val="18"/>
+        </w:rPr>
+        <w:t xml:space="preserve">"An object of mass 1000 g experiences a time dependent force vec(F)=(2tî+3t^2ĵ)N . The power generated by the force at time ..."  </w:t>
+      </w:r>
+      <w:r>
+        <w:rPr>
+          <w:b/>
+          <w:color w:val="2B6CB0"/>
+          <w:sz w:val="18"/>
+        </w:rPr>
+        <w:t>[Ans: N/A]</w:t>
+      </w:r>
+    </w:p>
+    <w:p>
+      <w:pPr>
+        <w:pStyle w:val="ListBullet"/>
+        <w:spacing w:after="40"/>
+      </w:pPr>
+      <w:r>
+        <w:rPr>
+          <w:b/>
+          <w:sz w:val="18"/>
+        </w:rPr>
+        <w:t xml:space="preserve">[2025 Evening Shift] Q#1 (MCQ): </w:t>
+      </w:r>
+      <w:r>
+        <w:rPr>
+          <w:sz w:val="18"/>
+        </w:rPr>
+        <w:t xml:space="preserve">"A body of mass 4 kg is placed on a plane at a point P having coordinate (3,4)m . Under the action of force $\vec{F}=(2\hat{i}+3\hat{j})N..."  </w:t>
+      </w:r>
+      <w:r>
+        <w:rPr>
+          <w:b/>
+          <w:color w:val="2B6CB0"/>
+          <w:sz w:val="18"/>
+        </w:rPr>
+        <w:t>[Ans: N/A]</w:t>
       </w:r>
     </w:p>
     <w:p>
@@ -662,6 +1049,79 @@
               <w:t>Solution Analysis:</w:t>
               <w:br/>
               <w:t>Work done (W) is defined as the integral of force (F) over a displacement (dx): W=∫_(x_i)^x_(f)Fdx From Newton's Second Law, F=ma , and acceleration a=(dv / dt) . Using the chain rule, a=(dv / dx) · (dx / dt)=v(dv / dx) . W=∫_(x_i)^x_(f)[m(v(dv / dx))]dx ⇒ W=∫_(v_i)^v_(f)mvdv=m∫_(v_i)^v_(f)vdv=m[\fracv^22]_(v_i)^v_(f) ⇒ W=(1 / 2)mv_(f)^2-(1 / 2)mv_(i)^2 ⇒ W=Δ K.E. The mass of the body is m=1kg The velocity of body is given as function of position, v=2x^2 Initial position is x_(i)=0m Final position is x_(f)=5m At x_(i)=0 : v_(i)=2(0)^2=0m/s At x_(f)=5 : v_(f)=2(5)^2=2(25)=50m/s On substituting these values into the Work-Energy equation : W=(1 / 2)m(v_(f)^2-v_(i)^2) ⇒ W=(1 / 2) × 1 × (50^2-0^2) ⇒ W=(1 / 2) × (2500) ⇒ W=1250J Therefore, the work done by the body during displacement from x=0 to x=5m is 1250 J . Hence, the correct option is (C).</w:t>
+            </w:r>
+          </w:p>
+        </w:tc>
+      </w:tr>
+    </w:tbl>
+    <w:p>
+      <w:pPr>
+        <w:spacing w:after="120"/>
+      </w:pPr>
+    </w:p>
+    <w:p>
+      <w:pPr>
+        <w:spacing w:before="160" w:after="40"/>
+      </w:pPr>
+      <w:r>
+        <w:rPr>
+          <w:b/>
+          <w:color w:val="1A365D"/>
+          <w:sz w:val="22"/>
+        </w:rPr>
+        <w:t>Benchmark Problem 2: JEE Main 2026 (Online) 4th April Morning Shift (Q#2)</w:t>
+      </w:r>
+    </w:p>
+    <w:p>
+      <w:pPr>
+        <w:spacing w:after="80"/>
+      </w:pPr>
+      <w:r>
+        <w:rPr>
+          <w:sz w:val="20"/>
+        </w:rPr>
+        <w:t>A body of mass 2 kg begins to move under the influence of time dependent force vec(F)=(2tî+6t^2ĵ)N , where î and ĵ are unit vectors along x and y -axis respectively. The power produced by the force at t=2s is ____ W.</w:t>
+      </w:r>
+    </w:p>
+    <w:tbl>
+      <w:tblPr>
+        <w:tblW w:type="auto" w:w="0"/>
+        <w:jc w:val="center"/>
+        <w:tblLook w:firstColumn="1" w:firstRow="1" w:lastColumn="0" w:lastRow="0" w:noHBand="0" w:noVBand="1" w:val="04A0"/>
+      </w:tblPr>
+      <w:tblGrid>
+        <w:gridCol w:w="10080"/>
+      </w:tblGrid>
+      <w:tr>
+        <w:tc>
+          <w:tcPr>
+            <w:tcW w:type="dxa" w:w="10080"/>
+            <w:shd w:fill="F7FAFC"/>
+            <w:tcMar>
+              <w:top w:w="100" w:type="dxa"/>
+              <w:bottom w:w="100" w:type="dxa"/>
+              <w:left w:w="150" w:type="dxa"/>
+              <w:right w:w="150" w:type="dxa"/>
+            </w:tcMar>
+          </w:tcPr>
+          <w:p>
+            <w:r>
+              <w:rPr>
+                <w:b/>
+                <w:color w:val="1A365D"/>
+                <w:sz w:val="19"/>
+              </w:rPr>
+              <w:t>Correct Answer: 200</w:t>
+              <w:br/>
+            </w:r>
+            <w:r>
+              <w:rPr>
+                <w:color w:val="2D3748"/>
+                <w:sz w:val="18"/>
+              </w:rPr>
+              <w:t>Solution Analysis:</w:t>
+              <w:br/>
+              <w:t>Power (P) is defined as the rate at which work is done. It can be calculated as the dot product of the force vector (vec(F)) and the velocity vector (vec(V)) . According to Newton's Second Law (vec(F)=mvec(a)) , the acceleration is : vec(a)=\fracvec(F)m=\frac2tı̂+6t^2ȷ̂2 vec(a)=(tı̂+3t^2ȷ̂)m/s^2 Velocity is the integral of acceleration with respect to time. Since the body begins to move, we assume the initial velocity is zero at t=0 : vec(v)=∫ vec(a)dt=∫_(0)^t(tı̂+3t^2ȷ̂)dt vec(v)=(\fract^22)ı̂+(\frac3t^33)ȷ̂=(\fract^22)ı̂+t^3ȷ̂ Force at t=2 : vec(F)(2)=[2(2)]î+[6(2)^2]ȷ̂=(4î+24ȷ̂)N Velocity at t=2 : vec(v)(2)=[\frac(2)^22]ı̂+(2)^3ȷ̂=(2ı̂+8ȷ̂)m/s So, the power at t=2s is, P=vec(F) · vec(v) P=(4ı̂+24ȷ̂) · (2ı̂+8ȷ̂) P=(4 × 2)+(24 × 8) P=8+192=200W Therefore, the correct answer is 200 .</w:t>
             </w:r>
           </w:p>
         </w:tc>

--- a/data/exports/work-power-and-energy_revision_notes.docx
+++ b/data/exports/work-power-and-energy_revision_notes.docx
@@ -209,7 +209,7 @@
               <w:rPr>
                 <w:sz w:val="19"/>
               </w:rPr>
-              <w:t>127 PYQs</w:t>
+              <w:t>134 PYQs</w:t>
             </w:r>
           </w:p>
         </w:tc>
@@ -296,7 +296,7 @@
               <w:rPr>
                 <w:sz w:val="19"/>
               </w:rPr>
-              <w:t>35 PYQs</w:t>
+              <w:t>26 PYQs</w:t>
             </w:r>
           </w:p>
         </w:tc>
@@ -517,7 +517,7 @@
           <w:color w:val="2B6CB0"/>
           <w:sz w:val="24"/>
         </w:rPr>
-        <w:t>3.1 Work-Energy Theorem &amp; Conservative Forces (Very High Yield — 127 PYQs)</w:t>
+        <w:t>3.1 Work-Energy Theorem &amp; Conservative Forces (Very High Yield — 134 PYQs)</w:t>
       </w:r>
     </w:p>
     <w:p>
@@ -725,7 +725,7 @@
           <w:color w:val="2B6CB0"/>
           <w:sz w:val="24"/>
         </w:rPr>
-        <w:t>3.2 Power &amp; Collisions (Elastic &amp; Inelastic) (Very High Yield — 35 PYQs)</w:t>
+        <w:t>3.2 Power &amp; Collisions (Elastic &amp; Inelastic) (Very High Yield — 26 PYQs)</w:t>
       </w:r>
     </w:p>
     <w:p>
